--- a/Course/2 Component 2 - Algorithms and Programming/2.1 Elements of Computational Thinking/00 Topic Resources/1 Knowledge Organiser (editable).docx
+++ b/Course/2 Component 2 - Algorithms and Programming/2.1 Elements of Computational Thinking/00 Topic Resources/1 Knowledge Organiser (editable).docx
@@ -7,12 +7,17 @@
         <w:pStyle w:val="Heading1"/>
       </w:pPr>
       <w:r>
+        <w:rPr>
+          <w:b w:val="0"/>
+          <w:i w:val="0"/>
+        </w:rPr>
         <w:t>Knowledge Organiser — 2.1 Elements of Computational Thinking</w:t>
       </w:r>
     </w:p>
     <w:p>
       <w:r>
         <w:rPr>
+          <w:b w:val="0"/>
           <w:i/>
         </w:rPr>
         <w:t>OCR A Level Computer Science (H446) — Component 02 — Spec ref 2.1.1–2.1.5</w:t>
@@ -24,15 +29,24 @@
         <w:shd w:fill="FFF8E7"/>
       </w:pPr>
       <w:r>
+        <w:rPr>
+          <w:b w:val="0"/>
+          <w:i w:val="0"/>
+        </w:rPr>
         <w:t xml:space="preserve">Examined by </w:t>
       </w:r>
       <w:r>
         <w:rPr>
           <w:b/>
+          <w:i w:val="0"/>
         </w:rPr>
         <w:t>application to an unseen scenario</w:t>
       </w:r>
       <w:r>
+        <w:rPr>
+          <w:b w:val="0"/>
+          <w:i w:val="0"/>
+        </w:rPr>
         <w:t xml:space="preserve"> (game, booking system, robot, website), not by reciting definitions.</w:t>
       </w:r>
     </w:p>
@@ -41,6 +55,10 @@
         <w:pStyle w:val="Heading2"/>
       </w:pPr>
       <w:r>
+        <w:rPr>
+          <w:b w:val="0"/>
+          <w:i w:val="0"/>
+        </w:rPr>
         <w:t>The five thinking skills</w:t>
       </w:r>
     </w:p>
@@ -70,6 +88,7 @@
             <w:r>
               <w:rPr>
                 <w:b/>
+                <w:i w:val="0"/>
               </w:rPr>
               <w:t>Skill (spec ref)</w:t>
             </w:r>
@@ -89,6 +108,7 @@
             <w:r>
               <w:rPr>
                 <w:b/>
+                <w:i w:val="0"/>
               </w:rPr>
               <w:t>Definition</w:t>
             </w:r>
@@ -108,6 +128,7 @@
             <w:r>
               <w:rPr>
                 <w:b/>
+                <w:i w:val="0"/>
               </w:rPr>
               <w:t>Apply-it cue</w:t>
             </w:r>
@@ -124,10 +145,15 @@
             <w:r>
               <w:rPr>
                 <w:b/>
+                <w:i w:val="0"/>
               </w:rPr>
               <w:t>Thinking abstractly</w:t>
             </w:r>
             <w:r>
+              <w:rPr>
+                <w:b w:val="0"/>
+                <w:i w:val="0"/>
+              </w:rPr>
               <w:t xml:space="preserve"> (2.1.1)</w:t>
             </w:r>
           </w:p>
@@ -139,6 +165,10 @@
           <w:p>
             <w:r/>
             <w:r>
+              <w:rPr>
+                <w:b w:val="0"/>
+                <w:i w:val="0"/>
+              </w:rPr>
               <w:t>Removing/hiding unnecessary detail so only information relevant to the problem remains.</w:t>
             </w:r>
           </w:p>
@@ -150,33 +180,52 @@
           <w:p>
             <w:r/>
             <w:r>
+              <w:rPr>
+                <w:b w:val="0"/>
+                <w:i w:val="0"/>
+              </w:rPr>
               <w:t xml:space="preserve">Name the detail you </w:t>
             </w:r>
             <w:r>
               <w:rPr>
+                <w:b w:val="0"/>
                 <w:i/>
               </w:rPr>
               <w:t>keep</w:t>
             </w:r>
             <w:r>
+              <w:rPr>
+                <w:b w:val="0"/>
+                <w:i w:val="0"/>
+              </w:rPr>
               <w:t xml:space="preserve"> vs </w:t>
             </w:r>
             <w:r>
               <w:rPr>
+                <w:b w:val="0"/>
                 <w:i/>
               </w:rPr>
               <w:t>discard</w:t>
             </w:r>
             <w:r>
+              <w:rPr>
+                <w:b w:val="0"/>
+                <w:i w:val="0"/>
+              </w:rPr>
               <w:t xml:space="preserve"> — and justify why the discarded detail is irrelevant </w:t>
             </w:r>
             <w:r>
               <w:rPr>
+                <w:b w:val="0"/>
                 <w:i/>
               </w:rPr>
               <w:t>to this problem</w:t>
             </w:r>
             <w:r>
+              <w:rPr>
+                <w:b w:val="0"/>
+                <w:i w:val="0"/>
+              </w:rPr>
               <w:t>.</w:t>
             </w:r>
           </w:p>
@@ -192,10 +241,15 @@
             <w:r>
               <w:rPr>
                 <w:b/>
+                <w:i w:val="0"/>
               </w:rPr>
               <w:t>Thinking ahead</w:t>
             </w:r>
             <w:r>
+              <w:rPr>
+                <w:b w:val="0"/>
+                <w:i w:val="0"/>
+              </w:rPr>
               <w:t xml:space="preserve"> (2.1.2)</w:t>
             </w:r>
           </w:p>
@@ -207,6 +261,10 @@
           <w:p>
             <w:r/>
             <w:r>
+              <w:rPr>
+                <w:b w:val="0"/>
+                <w:i w:val="0"/>
+              </w:rPr>
               <w:t>Planning before coding: inputs/outputs, preconditions, caching, reusable components.</w:t>
             </w:r>
           </w:p>
@@ -218,6 +276,10 @@
           <w:p>
             <w:r/>
             <w:r>
+              <w:rPr>
+                <w:b w:val="0"/>
+                <w:i w:val="0"/>
+              </w:rPr>
               <w:t>List actual inputs/outputs, the precondition that must hold first, what to cache, and which modules to reuse.</w:t>
             </w:r>
           </w:p>
@@ -233,10 +295,15 @@
             <w:r>
               <w:rPr>
                 <w:b/>
+                <w:i w:val="0"/>
               </w:rPr>
               <w:t>Thinking procedurally</w:t>
             </w:r>
             <w:r>
+              <w:rPr>
+                <w:b w:val="0"/>
+                <w:i w:val="0"/>
+              </w:rPr>
               <w:t xml:space="preserve"> (2.1.3)</w:t>
             </w:r>
           </w:p>
@@ -248,6 +315,10 @@
           <w:p>
             <w:r/>
             <w:r>
+              <w:rPr>
+                <w:b w:val="0"/>
+                <w:i w:val="0"/>
+              </w:rPr>
               <w:t>Breaking a problem into an ordered sequence of steps and sub-procedures (decomposition).</w:t>
             </w:r>
           </w:p>
@@ -259,6 +330,10 @@
           <w:p>
             <w:r/>
             <w:r>
+              <w:rPr>
+                <w:b w:val="0"/>
+                <w:i w:val="0"/>
+              </w:rPr>
               <w:t>Name scenario sub-procedures and state the fixed order (which steps depend on earlier outputs).</w:t>
             </w:r>
           </w:p>
@@ -274,10 +349,15 @@
             <w:r>
               <w:rPr>
                 <w:b/>
+                <w:i w:val="0"/>
               </w:rPr>
               <w:t>Thinking logically</w:t>
             </w:r>
             <w:r>
+              <w:rPr>
+                <w:b w:val="0"/>
+                <w:i w:val="0"/>
+              </w:rPr>
               <w:t xml:space="preserve"> (2.1.4)</w:t>
             </w:r>
           </w:p>
@@ -289,6 +369,10 @@
           <w:p>
             <w:r/>
             <w:r>
+              <w:rPr>
+                <w:b w:val="0"/>
+                <w:i w:val="0"/>
+              </w:rPr>
               <w:t>Identifying decision points where flow of control branches on a condition.</w:t>
             </w:r>
           </w:p>
@@ -300,25 +384,40 @@
           <w:p>
             <w:r/>
             <w:r>
+              <w:rPr>
+                <w:b w:val="0"/>
+                <w:i w:val="0"/>
+              </w:rPr>
               <w:t>Give the exact Boolean condition (</w:t>
             </w:r>
             <w:r>
               <w:rPr>
                 <w:rFonts w:ascii="Consolas" w:hAnsi="Consolas"/>
+                <w:b w:val="0"/>
+                <w:i w:val="0"/>
                 <w:sz w:val="19"/>
               </w:rPr>
               <w:t>IF x &gt;= y</w:t>
             </w:r>
             <w:r>
+              <w:rPr>
+                <w:b w:val="0"/>
+                <w:i w:val="0"/>
+              </w:rPr>
               <w:t xml:space="preserve">) and the outcome of </w:t>
             </w:r>
             <w:r>
               <w:rPr>
+                <w:b w:val="0"/>
                 <w:i/>
               </w:rPr>
               <w:t>both</w:t>
             </w:r>
             <w:r>
+              <w:rPr>
+                <w:b w:val="0"/>
+                <w:i w:val="0"/>
+              </w:rPr>
               <w:t xml:space="preserve"> branches.</w:t>
             </w:r>
           </w:p>
@@ -334,10 +433,15 @@
             <w:r>
               <w:rPr>
                 <w:b/>
+                <w:i w:val="0"/>
               </w:rPr>
               <w:t>Thinking concurrently</w:t>
             </w:r>
             <w:r>
+              <w:rPr>
+                <w:b w:val="0"/>
+                <w:i w:val="0"/>
+              </w:rPr>
               <w:t xml:space="preserve"> (2.1.5)</w:t>
             </w:r>
           </w:p>
@@ -349,6 +453,10 @@
           <w:p>
             <w:r/>
             <w:r>
+              <w:rPr>
+                <w:b w:val="0"/>
+                <w:i w:val="0"/>
+              </w:rPr>
               <w:t>Spotting parts that can run at the same time (parallel/interleaved).</w:t>
             </w:r>
           </w:p>
@@ -360,15 +468,24 @@
           <w:p>
             <w:r/>
             <w:r>
+              <w:rPr>
+                <w:b w:val="0"/>
+                <w:i w:val="0"/>
+              </w:rPr>
               <w:t xml:space="preserve">Identify </w:t>
             </w:r>
             <w:r>
               <w:rPr>
+                <w:b w:val="0"/>
                 <w:i/>
               </w:rPr>
               <w:t>independent</w:t>
             </w:r>
             <w:r>
+              <w:rPr>
+                <w:b w:val="0"/>
+                <w:i w:val="0"/>
+              </w:rPr>
               <w:t xml:space="preserve"> tasks (no data dependency), then weigh benefit vs trade-off.</w:t>
             </w:r>
           </w:p>
@@ -381,6 +498,10 @@
         <w:pStyle w:val="Heading2"/>
       </w:pPr>
       <w:r>
+        <w:rPr>
+          <w:b w:val="0"/>
+          <w:i w:val="0"/>
+        </w:rPr>
         <w:t>2.1.2 Thinking ahead — the four parts</w:t>
       </w:r>
     </w:p>
@@ -409,6 +530,7 @@
             <w:r>
               <w:rPr>
                 <w:b/>
+                <w:i w:val="0"/>
               </w:rPr>
               <w:t>Element</w:t>
             </w:r>
@@ -428,6 +550,7 @@
             <w:r>
               <w:rPr>
                 <w:b/>
+                <w:i w:val="0"/>
               </w:rPr>
               <w:t>Key point</w:t>
             </w:r>
@@ -444,6 +567,7 @@
             <w:r>
               <w:rPr>
                 <w:b/>
+                <w:i w:val="0"/>
               </w:rPr>
               <w:t>Inputs / Outputs</w:t>
             </w:r>
@@ -456,33 +580,52 @@
           <w:p>
             <w:r/>
             <w:r>
+              <w:rPr>
+                <w:b w:val="0"/>
+                <w:i w:val="0"/>
+              </w:rPr>
               <w:t xml:space="preserve">Data </w:t>
             </w:r>
             <w:r>
               <w:rPr>
+                <w:b w:val="0"/>
                 <w:i/>
               </w:rPr>
               <w:t>in</w:t>
             </w:r>
             <w:r>
+              <w:rPr>
+                <w:b w:val="0"/>
+                <w:i w:val="0"/>
+              </w:rPr>
               <w:t xml:space="preserve"> vs results </w:t>
             </w:r>
             <w:r>
               <w:rPr>
+                <w:b w:val="0"/>
                 <w:i/>
               </w:rPr>
               <w:t>out</w:t>
             </w:r>
             <w:r>
+              <w:rPr>
+                <w:b w:val="0"/>
+                <w:i w:val="0"/>
+              </w:rPr>
               <w:t xml:space="preserve">. "Validate data" is a </w:t>
             </w:r>
             <w:r>
               <w:rPr>
                 <w:b/>
+                <w:i w:val="0"/>
               </w:rPr>
               <w:t>process</w:t>
             </w:r>
             <w:r>
+              <w:rPr>
+                <w:b w:val="0"/>
+                <w:i w:val="0"/>
+              </w:rPr>
               <w:t>, not an input/output.</w:t>
             </w:r>
           </w:p>
@@ -498,6 +641,7 @@
             <w:r>
               <w:rPr>
                 <w:b/>
+                <w:i w:val="0"/>
               </w:rPr>
               <w:t>Preconditions</w:t>
             </w:r>
@@ -510,15 +654,24 @@
           <w:p>
             <w:r/>
             <w:r>
+              <w:rPr>
+                <w:b w:val="0"/>
+                <w:i w:val="0"/>
+              </w:rPr>
               <w:t xml:space="preserve">Condition that must be true </w:t>
             </w:r>
             <w:r>
               <w:rPr>
+                <w:b w:val="0"/>
                 <w:i/>
               </w:rPr>
               <w:t>before</w:t>
             </w:r>
             <w:r>
+              <w:rPr>
+                <w:b w:val="0"/>
+                <w:i w:val="0"/>
+              </w:rPr>
               <w:t xml:space="preserve"> a routine runs (e.g. list sorted before binary search).</w:t>
             </w:r>
           </w:p>
@@ -534,6 +687,7 @@
             <w:r>
               <w:rPr>
                 <w:b/>
+                <w:i w:val="0"/>
               </w:rPr>
               <w:t>Caching</w:t>
             </w:r>
@@ -546,33 +700,52 @@
           <w:p>
             <w:r/>
             <w:r>
+              <w:rPr>
+                <w:b w:val="0"/>
+                <w:i w:val="0"/>
+              </w:rPr>
               <w:t xml:space="preserve">Store expensive/frequent results in fast storage for reuse. </w:t>
             </w:r>
             <w:r>
               <w:rPr>
                 <w:b/>
+                <w:i w:val="0"/>
               </w:rPr>
               <w:t>Benefit:</w:t>
             </w:r>
             <w:r>
+              <w:rPr>
+                <w:b w:val="0"/>
+                <w:i w:val="0"/>
+              </w:rPr>
               <w:t xml:space="preserve"> speed, less recompute/traffic. </w:t>
             </w:r>
             <w:r>
               <w:rPr>
                 <w:b/>
+                <w:i w:val="0"/>
               </w:rPr>
               <w:t>Trade-off:</w:t>
             </w:r>
             <w:r>
+              <w:rPr>
+                <w:b w:val="0"/>
+                <w:i w:val="0"/>
+              </w:rPr>
               <w:t xml:space="preserve"> extra storage; data can go </w:t>
             </w:r>
             <w:r>
               <w:rPr>
                 <w:b/>
+                <w:i w:val="0"/>
               </w:rPr>
               <w:t>stale</w:t>
             </w:r>
             <w:r>
+              <w:rPr>
+                <w:b w:val="0"/>
+                <w:i w:val="0"/>
+              </w:rPr>
               <w:t xml:space="preserve"> → needs invalidation.</w:t>
             </w:r>
           </w:p>
@@ -588,6 +761,7 @@
             <w:r>
               <w:rPr>
                 <w:b/>
+                <w:i w:val="0"/>
               </w:rPr>
               <w:t>Reusable components</w:t>
             </w:r>
@@ -600,15 +774,24 @@
           <w:p>
             <w:r/>
             <w:r>
+              <w:rPr>
+                <w:b w:val="0"/>
+                <w:i w:val="0"/>
+              </w:rPr>
               <w:t xml:space="preserve">Self-contained, generalised modules. </w:t>
             </w:r>
             <w:r>
               <w:rPr>
                 <w:b/>
+                <w:i w:val="0"/>
               </w:rPr>
               <w:t>Benefits:</w:t>
             </w:r>
             <w:r>
+              <w:rPr>
+                <w:b w:val="0"/>
+                <w:i w:val="0"/>
+              </w:rPr>
               <w:t xml:space="preserve"> faster dev, fewer bugs (pre-tested), consistency, easier maintenance.</w:t>
             </w:r>
           </w:p>
@@ -621,6 +804,10 @@
         <w:pStyle w:val="Heading2"/>
       </w:pPr>
       <w:r>
+        <w:rPr>
+          <w:b w:val="0"/>
+          <w:i w:val="0"/>
+        </w:rPr>
         <w:t>2.1.5 Thinking concurrently — benefits vs trade-offs</w:t>
       </w:r>
     </w:p>
@@ -649,6 +836,7 @@
             <w:r>
               <w:rPr>
                 <w:b/>
+                <w:i w:val="0"/>
               </w:rPr>
               <w:t>Benefits</w:t>
             </w:r>
@@ -668,6 +856,7 @@
             <w:r>
               <w:rPr>
                 <w:b/>
+                <w:i w:val="0"/>
               </w:rPr>
               <w:t>Trade-offs</w:t>
             </w:r>
@@ -682,6 +871,10 @@
           <w:p>
             <w:r/>
             <w:r>
+              <w:rPr>
+                <w:b w:val="0"/>
+                <w:i w:val="0"/>
+              </w:rPr>
               <w:t>Faster completion / better throughput</w:t>
             </w:r>
           </w:p>
@@ -693,6 +886,10 @@
           <w:p>
             <w:r/>
             <w:r>
+              <w:rPr>
+                <w:b w:val="0"/>
+                <w:i w:val="0"/>
+              </w:rPr>
               <w:t>Harder to design, program, debug</w:t>
             </w:r>
           </w:p>
@@ -706,6 +903,10 @@
           <w:p>
             <w:r/>
             <w:r>
+              <w:rPr>
+                <w:b w:val="0"/>
+                <w:i w:val="0"/>
+              </w:rPr>
               <w:t>Better use of multi-core hardware</w:t>
             </w:r>
           </w:p>
@@ -717,20 +918,30 @@
           <w:p>
             <w:r/>
             <w:r>
+              <w:rPr>
+                <w:b w:val="0"/>
+                <w:i w:val="0"/>
+              </w:rPr>
               <w:t xml:space="preserve">Risk of </w:t>
             </w:r>
             <w:r>
               <w:rPr>
                 <w:b/>
+                <w:i w:val="0"/>
               </w:rPr>
               <w:t>race conditions</w:t>
             </w:r>
             <w:r>
+              <w:rPr>
+                <w:b w:val="0"/>
+                <w:i w:val="0"/>
+              </w:rPr>
               <w:t xml:space="preserve"> &amp; </w:t>
             </w:r>
             <w:r>
               <w:rPr>
                 <w:b/>
+                <w:i w:val="0"/>
               </w:rPr>
               <w:t>deadlock</w:t>
             </w:r>
@@ -745,6 +956,10 @@
           <w:p>
             <w:r/>
             <w:r>
+              <w:rPr>
+                <w:b w:val="0"/>
+                <w:i w:val="0"/>
+              </w:rPr>
               <w:t>More responsive (UI free while task runs)</w:t>
             </w:r>
           </w:p>
@@ -756,6 +971,10 @@
           <w:p>
             <w:r/>
             <w:r>
+              <w:rPr>
+                <w:b w:val="0"/>
+                <w:i w:val="0"/>
+              </w:rPr>
               <w:t>Results need synchronising/recombining</w:t>
             </w:r>
           </w:p>
@@ -777,6 +996,10 @@
           <w:p>
             <w:r/>
             <w:r>
+              <w:rPr>
+                <w:b w:val="0"/>
+                <w:i w:val="0"/>
+              </w:rPr>
               <w:t>Not always faster — single core = time-slicing, not true parallelism; overhead; some problems inherently sequential</w:t>
             </w:r>
           </w:p>
@@ -789,6 +1012,10 @@
         <w:pStyle w:val="Heading2"/>
       </w:pPr>
       <w:r>
+        <w:rPr>
+          <w:b w:val="0"/>
+          <w:i w:val="0"/>
+        </w:rPr>
         <w:t>Two types of abstraction (2.1.1)</w:t>
       </w:r>
     </w:p>
@@ -799,19 +1026,29 @@
       <w:r>
         <w:rPr>
           <w:b/>
+          <w:i w:val="0"/>
         </w:rPr>
         <w:t>Representational</w:t>
       </w:r>
       <w:r>
+        <w:rPr>
+          <w:b w:val="0"/>
+          <w:i w:val="0"/>
+        </w:rPr>
         <w:t xml:space="preserve"> — remove detail from </w:t>
       </w:r>
       <w:r>
         <w:rPr>
+          <w:b w:val="0"/>
           <w:i/>
         </w:rPr>
         <w:t>one specific</w:t>
       </w:r>
       <w:r>
+        <w:rPr>
+          <w:b w:val="0"/>
+          <w:i w:val="0"/>
+        </w:rPr>
         <w:t xml:space="preserve"> thing → simpler model of that problem (e.g. road network → graph of nodes + weighted edges).</w:t>
       </w:r>
     </w:p>
@@ -822,29 +1059,45 @@
       <w:r>
         <w:rPr>
           <w:b/>
+          <w:i w:val="0"/>
         </w:rPr>
         <w:t>Generalisation / categorisation</w:t>
       </w:r>
       <w:r>
+        <w:rPr>
+          <w:b w:val="0"/>
+          <w:i w:val="0"/>
+        </w:rPr>
         <w:t xml:space="preserve"> — group many things by </w:t>
       </w:r>
       <w:r>
         <w:rPr>
+          <w:b w:val="0"/>
           <w:i/>
         </w:rPr>
         <w:t>shared characteristics</w:t>
       </w:r>
       <w:r>
+        <w:rPr>
+          <w:b w:val="0"/>
+          <w:i w:val="0"/>
+        </w:rPr>
         <w:t xml:space="preserve"> → general reusable model (e.g. </w:t>
       </w:r>
       <w:r>
         <w:rPr>
           <w:rFonts w:ascii="Consolas" w:hAnsi="Consolas"/>
+          <w:b w:val="0"/>
+          <w:i w:val="0"/>
           <w:sz w:val="19"/>
         </w:rPr>
         <w:t>Account</w:t>
       </w:r>
       <w:r>
+        <w:rPr>
+          <w:b w:val="0"/>
+          <w:i w:val="0"/>
+        </w:rPr>
         <w:t xml:space="preserve"> for savings + current).</w:t>
       </w:r>
     </w:p>
@@ -853,6 +1106,10 @@
         <w:pStyle w:val="Heading2"/>
       </w:pPr>
       <w:r>
+        <w:rPr>
+          <w:b w:val="0"/>
+          <w:i w:val="0"/>
+        </w:rPr>
         <w:t>⚠ Abstraction vs Decomposition (commonly confused)</w:t>
       </w:r>
     </w:p>
@@ -863,19 +1120,29 @@
       <w:r>
         <w:rPr>
           <w:b/>
+          <w:i w:val="0"/>
         </w:rPr>
         <w:t>Abstraction</w:t>
       </w:r>
       <w:r>
+        <w:rPr>
+          <w:b w:val="0"/>
+          <w:i w:val="0"/>
+        </w:rPr>
         <w:t xml:space="preserve"> = </w:t>
       </w:r>
       <w:r>
         <w:rPr>
+          <w:b w:val="0"/>
           <w:i/>
         </w:rPr>
         <w:t>removes/hides</w:t>
       </w:r>
       <w:r>
+        <w:rPr>
+          <w:b w:val="0"/>
+          <w:i w:val="0"/>
+        </w:rPr>
         <w:t xml:space="preserve"> unnecessary detail (simplify).</w:t>
       </w:r>
     </w:p>
@@ -886,19 +1153,29 @@
       <w:r>
         <w:rPr>
           <w:b/>
+          <w:i w:val="0"/>
         </w:rPr>
         <w:t>Decomposition</w:t>
       </w:r>
       <w:r>
+        <w:rPr>
+          <w:b w:val="0"/>
+          <w:i w:val="0"/>
+        </w:rPr>
         <w:t xml:space="preserve"> = </w:t>
       </w:r>
       <w:r>
         <w:rPr>
+          <w:b w:val="0"/>
           <w:i/>
         </w:rPr>
         <w:t>breaks</w:t>
       </w:r>
       <w:r>
+        <w:rPr>
+          <w:b w:val="0"/>
+          <w:i w:val="0"/>
+        </w:rPr>
         <w:t xml:space="preserve"> a problem into smaller sub-problems (split into sub-procedures).</w:t>
       </w:r>
     </w:p>
@@ -907,6 +1184,10 @@
         <w:pStyle w:val="ListBullet"/>
       </w:pPr>
       <w:r>
+        <w:rPr>
+          <w:b w:val="0"/>
+          <w:i w:val="0"/>
+        </w:rPr>
         <w:t>Different skills — never blur them.</w:t>
       </w:r>
     </w:p>
@@ -915,6 +1196,10 @@
         <w:pStyle w:val="Heading2"/>
       </w:pPr>
       <w:r>
+        <w:rPr>
+          <w:b w:val="0"/>
+          <w:i w:val="0"/>
+        </w:rPr>
         <w:t>Key terms</w:t>
       </w:r>
     </w:p>
@@ -943,6 +1228,7 @@
             <w:r>
               <w:rPr>
                 <w:b/>
+                <w:i w:val="0"/>
               </w:rPr>
               <w:t>Term</w:t>
             </w:r>
@@ -962,6 +1248,7 @@
             <w:r>
               <w:rPr>
                 <w:b/>
+                <w:i w:val="0"/>
               </w:rPr>
               <w:t>Definition</w:t>
             </w:r>
@@ -978,6 +1265,7 @@
             <w:r>
               <w:rPr>
                 <w:b/>
+                <w:i w:val="0"/>
               </w:rPr>
               <w:t>Precondition</w:t>
             </w:r>
@@ -990,6 +1278,10 @@
           <w:p>
             <w:r/>
             <w:r>
+              <w:rPr>
+                <w:b w:val="0"/>
+                <w:i w:val="0"/>
+              </w:rPr>
               <w:t>Must be true before a process runs correctly.</w:t>
             </w:r>
           </w:p>
@@ -1005,6 +1297,7 @@
             <w:r>
               <w:rPr>
                 <w:b/>
+                <w:i w:val="0"/>
               </w:rPr>
               <w:t>Stale data</w:t>
             </w:r>
@@ -1017,6 +1310,10 @@
           <w:p>
             <w:r/>
             <w:r>
+              <w:rPr>
+                <w:b w:val="0"/>
+                <w:i w:val="0"/>
+              </w:rPr>
               <w:t>Cached data out of date because the source changed.</w:t>
             </w:r>
           </w:p>
@@ -1032,6 +1329,7 @@
             <w:r>
               <w:rPr>
                 <w:b/>
+                <w:i w:val="0"/>
               </w:rPr>
               <w:t>Decision point</w:t>
             </w:r>
@@ -1044,26 +1342,42 @@
           <w:p>
             <w:r/>
             <w:r>
+              <w:rPr>
+                <w:b w:val="0"/>
+                <w:i w:val="0"/>
+              </w:rPr>
               <w:t>Place where flow branches on a condition (</w:t>
             </w:r>
             <w:r>
               <w:rPr>
                 <w:rFonts w:ascii="Consolas" w:hAnsi="Consolas"/>
+                <w:b w:val="0"/>
+                <w:i w:val="0"/>
                 <w:sz w:val="19"/>
               </w:rPr>
               <w:t>IF</w:t>
             </w:r>
             <w:r>
+              <w:rPr>
+                <w:b w:val="0"/>
+                <w:i w:val="0"/>
+              </w:rPr>
               <w:t>/</w:t>
             </w:r>
             <w:r>
               <w:rPr>
                 <w:rFonts w:ascii="Consolas" w:hAnsi="Consolas"/>
+                <w:b w:val="0"/>
+                <w:i w:val="0"/>
                 <w:sz w:val="19"/>
               </w:rPr>
               <w:t>CASE</w:t>
             </w:r>
             <w:r>
+              <w:rPr>
+                <w:b w:val="0"/>
+                <w:i w:val="0"/>
+              </w:rPr>
               <w:t>/loop test).</w:t>
             </w:r>
           </w:p>
@@ -1079,6 +1393,7 @@
             <w:r>
               <w:rPr>
                 <w:b/>
+                <w:i w:val="0"/>
               </w:rPr>
               <w:t>Flow of control</w:t>
             </w:r>
@@ -1091,6 +1406,10 @@
           <w:p>
             <w:r/>
             <w:r>
+              <w:rPr>
+                <w:b w:val="0"/>
+                <w:i w:val="0"/>
+              </w:rPr>
               <w:t>Order statements execute, shaped by decision points.</w:t>
             </w:r>
           </w:p>
@@ -1106,6 +1425,7 @@
             <w:r>
               <w:rPr>
                 <w:b/>
+                <w:i w:val="0"/>
               </w:rPr>
               <w:t>Race condition</w:t>
             </w:r>
@@ -1118,6 +1438,10 @@
           <w:p>
             <w:r/>
             <w:r>
+              <w:rPr>
+                <w:b w:val="0"/>
+                <w:i w:val="0"/>
+              </w:rPr>
               <w:t>Result depends on unpredictable timing of concurrent tasks sharing data.</w:t>
             </w:r>
           </w:p>
@@ -1133,6 +1457,7 @@
             <w:r>
               <w:rPr>
                 <w:b/>
+                <w:i w:val="0"/>
               </w:rPr>
               <w:t>Deadlock</w:t>
             </w:r>
@@ -1145,6 +1470,10 @@
           <w:p>
             <w:r/>
             <w:r>
+              <w:rPr>
+                <w:b w:val="0"/>
+                <w:i w:val="0"/>
+              </w:rPr>
               <w:t>Tasks each wait for a resource the other holds → none proceed.</w:t>
             </w:r>
           </w:p>
@@ -1160,6 +1489,7 @@
             <w:r>
               <w:rPr>
                 <w:b/>
+                <w:i w:val="0"/>
               </w:rPr>
               <w:t>Parallel processing</w:t>
             </w:r>
@@ -1172,6 +1502,10 @@
           <w:p>
             <w:r/>
             <w:r>
+              <w:rPr>
+                <w:b w:val="0"/>
+                <w:i w:val="0"/>
+              </w:rPr>
               <w:t>Multiple tasks literally simultaneous on multiple cores.</w:t>
             </w:r>
           </w:p>
@@ -1184,6 +1518,10 @@
         <w:pStyle w:val="Heading2"/>
       </w:pPr>
       <w:r>
+        <w:rPr>
+          <w:b w:val="0"/>
+          <w:i w:val="0"/>
+        </w:rPr>
         <w:t>🎯 Top exam reminders</w:t>
       </w:r>
     </w:p>
@@ -1194,10 +1532,15 @@
       <w:r>
         <w:rPr>
           <w:b/>
+          <w:i w:val="0"/>
         </w:rPr>
         <w:t>Apply, don't define.</w:t>
       </w:r>
       <w:r>
+        <w:rPr>
+          <w:b w:val="0"/>
+          <w:i w:val="0"/>
+        </w:rPr>
         <w:t xml:space="preserve"> Every point must name the scenario's actual inputs, conditions, sub-procedures — generic definitions score poorly on AO2/AO3.</w:t>
       </w:r>
     </w:p>
@@ -1208,28 +1551,43 @@
       <w:r>
         <w:rPr>
           <w:b/>
+          <w:i w:val="0"/>
         </w:rPr>
         <w:t>Discuss = both sides.</w:t>
       </w:r>
       <w:r>
+        <w:rPr>
+          <w:b w:val="0"/>
+          <w:i w:val="0"/>
+        </w:rPr>
         <w:t xml:space="preserve"> Pair caching/concurrency </w:t>
       </w:r>
       <w:r>
         <w:rPr>
+          <w:b w:val="0"/>
           <w:i/>
         </w:rPr>
         <w:t>benefits</w:t>
       </w:r>
       <w:r>
+        <w:rPr>
+          <w:b w:val="0"/>
+          <w:i w:val="0"/>
+        </w:rPr>
         <w:t xml:space="preserve"> with their </w:t>
       </w:r>
       <w:r>
         <w:rPr>
+          <w:b w:val="0"/>
           <w:i/>
         </w:rPr>
         <w:t>trade-offs</w:t>
       </w:r>
       <w:r>
+        <w:rPr>
+          <w:b w:val="0"/>
+          <w:i w:val="0"/>
+        </w:rPr>
         <w:t xml:space="preserve"> (storage/stale data; race conditions/overhead).</w:t>
       </w:r>
     </w:p>
@@ -1240,20 +1598,31 @@
       <w:r>
         <w:rPr>
           <w:b/>
+          <w:i w:val="0"/>
         </w:rPr>
         <w:t>Conditions must be exact Booleans</w:t>
       </w:r>
       <w:r>
+        <w:rPr>
+          <w:b w:val="0"/>
+          <w:i w:val="0"/>
+        </w:rPr>
         <w:t xml:space="preserve"> with both branches — "if enough seats" → </w:t>
       </w:r>
       <w:r>
         <w:rPr>
           <w:rFonts w:ascii="Consolas" w:hAnsi="Consolas"/>
+          <w:b w:val="0"/>
+          <w:i w:val="0"/>
           <w:sz w:val="19"/>
         </w:rPr>
         <w:t>IF seatsRequested &lt;= seatsAvailable</w:t>
       </w:r>
       <w:r>
+        <w:rPr>
+          <w:b w:val="0"/>
+          <w:i w:val="0"/>
+        </w:rPr>
         <w:t>.</w:t>
       </w:r>
     </w:p>
@@ -1264,10 +1633,15 @@
       <w:r>
         <w:rPr>
           <w:b/>
+          <w:i w:val="0"/>
         </w:rPr>
         <w:t>Check data dependencies</w:t>
       </w:r>
       <w:r>
+        <w:rPr>
+          <w:b w:val="0"/>
+          <w:i w:val="0"/>
+        </w:rPr>
         <w:t xml:space="preserve"> before claiming concurrency — dependent tasks must stay sequential; concurrency isn't automatically faster.</w:t>
       </w:r>
     </w:p>
@@ -1278,10 +1652,15 @@
       <w:r>
         <w:rPr>
           <w:b/>
+          <w:i w:val="0"/>
         </w:rPr>
         <w:t>Watch the command word:</w:t>
       </w:r>
       <w:r>
+        <w:rPr>
+          <w:b w:val="0"/>
+          <w:i w:val="0"/>
+        </w:rPr>
         <w:t xml:space="preserve"> state/identify (AO1) = brief facts; describe/explain (AO2) = applied reasoning; discuss/evaluate/justify (AO3) = pros, cons + judgement.</w:t>
       </w:r>
     </w:p>
